--- a/K25_CNTT5_HoangMaiPhuong_02.docx
+++ b/K25_CNTT5_HoangMaiPhuong_02.docx
@@ -177,13 +177,7 @@
         <w:rPr>
           <w:rFonts w:ascii="Times New Roman" w:hAnsi="Times New Roman" w:cs="Times New Roman"/>
         </w:rPr>
-        <w:t>chọn ghế</w:t>
-      </w:r>
-      <w:r>
-        <w:rPr>
-          <w:rFonts w:ascii="Times New Roman" w:hAnsi="Times New Roman" w:cs="Times New Roman"/>
-        </w:rPr>
-        <w:t xml:space="preserve"> và </w:t>
+        <w:t xml:space="preserve">chọn ghế và </w:t>
       </w:r>
       <w:r>
         <w:rPr>
@@ -845,13 +839,7 @@
         <w:rPr>
           <w:rFonts w:ascii="Times New Roman" w:hAnsi="Times New Roman" w:cs="Times New Roman"/>
         </w:rPr>
-        <w:t>,</w:t>
-      </w:r>
-      <w:r>
-        <w:rPr>
-          <w:rFonts w:ascii="Times New Roman" w:hAnsi="Times New Roman" w:cs="Times New Roman"/>
-        </w:rPr>
-        <w:t>datVe</w:t>
+        <w:t>,datVe</w:t>
       </w:r>
       <w:proofErr w:type="gramEnd"/>
       <w:r>
@@ -977,6 +965,55 @@
         </w:drawing>
       </w:r>
     </w:p>
+    <w:p>
+      <w:pPr>
+        <w:pStyle w:val="ListParagraph"/>
+        <w:numPr>
+          <w:ilvl w:val="0"/>
+          <w:numId w:val="1"/>
+        </w:numPr>
+      </w:pPr>
+      <w:r>
+        <w:t>Thiết lập quan hệ</w:t>
+      </w:r>
+    </w:p>
+    <w:p>
+      <w:pPr>
+        <w:pStyle w:val="ListParagraph"/>
+        <w:numPr>
+          <w:ilvl w:val="0"/>
+          <w:numId w:val="2"/>
+        </w:numPr>
+      </w:pPr>
+      <w:r>
+        <w:t>Multiplicity giữa class KhanGia và class DonDatVe là 1…0*</w:t>
+      </w:r>
+    </w:p>
+    <w:p>
+      <w:pPr>
+        <w:pStyle w:val="ListParagraph"/>
+        <w:numPr>
+          <w:ilvl w:val="0"/>
+          <w:numId w:val="2"/>
+        </w:numPr>
+      </w:pPr>
+      <w:r>
+        <w:t xml:space="preserve">Multiplicity giữa class </w:t>
+      </w:r>
+      <w:r>
+        <w:t xml:space="preserve">DonDatVe </w:t>
+      </w:r>
+      <w:r>
+        <w:t xml:space="preserve">và class </w:t>
+      </w:r>
+      <w:r>
+        <w:t>SuatChieu</w:t>
+      </w:r>
+      <w:r>
+        <w:t>là 1…*</w:t>
+      </w:r>
+    </w:p>
+    <w:p/>
     <w:sectPr>
       <w:pgSz w:w="12240" w:h="15840"/>
       <w:pgMar w:top="1440" w:right="1440" w:bottom="1440" w:left="1440" w:header="720" w:footer="720" w:gutter="0"/>
@@ -2427,6 +2464,7 @@
   <w:style w:type="character" w:default="1" w:styleId="DefaultParagraphFont">
     <w:name w:val="Default Paragraph Font"/>
     <w:uiPriority w:val="1"/>
+    <w:semiHidden/>
     <w:unhideWhenUsed/>
   </w:style>
   <w:style w:type="table" w:default="1" w:styleId="TableNormal">

--- a/K25_CNTT5_HoangMaiPhuong_02.docx
+++ b/K25_CNTT5_HoangMaiPhuong_02.docx
@@ -73,11 +73,15 @@
         </w:numPr>
         <w:rPr>
           <w:rFonts w:ascii="Times New Roman" w:hAnsi="Times New Roman" w:cs="Times New Roman"/>
-        </w:rPr>
-      </w:pPr>
-      <w:r>
-        <w:rPr>
-          <w:rFonts w:ascii="Times New Roman" w:hAnsi="Times New Roman" w:cs="Times New Roman"/>
+          <w:sz w:val="28"/>
+          <w:szCs w:val="28"/>
+        </w:rPr>
+      </w:pPr>
+      <w:r>
+        <w:rPr>
+          <w:rFonts w:ascii="Times New Roman" w:hAnsi="Times New Roman" w:cs="Times New Roman"/>
+          <w:sz w:val="28"/>
+          <w:szCs w:val="28"/>
         </w:rPr>
         <w:t>Phân tích yêu cầu</w:t>
       </w:r>
@@ -91,11 +95,15 @@
         </w:numPr>
         <w:rPr>
           <w:rFonts w:ascii="Times New Roman" w:hAnsi="Times New Roman" w:cs="Times New Roman"/>
-        </w:rPr>
-      </w:pPr>
-      <w:r>
-        <w:rPr>
-          <w:rFonts w:ascii="Times New Roman" w:hAnsi="Times New Roman" w:cs="Times New Roman"/>
+          <w:sz w:val="28"/>
+          <w:szCs w:val="28"/>
+        </w:rPr>
+      </w:pPr>
+      <w:r>
+        <w:rPr>
+          <w:rFonts w:ascii="Times New Roman" w:hAnsi="Times New Roman" w:cs="Times New Roman"/>
+          <w:sz w:val="28"/>
+          <w:szCs w:val="28"/>
         </w:rPr>
         <w:t xml:space="preserve">3 </w:t>
       </w:r>
@@ -103,6 +111,8 @@
       <w:r>
         <w:rPr>
           <w:rFonts w:ascii="Times New Roman" w:hAnsi="Times New Roman" w:cs="Times New Roman"/>
+          <w:sz w:val="28"/>
+          <w:szCs w:val="28"/>
         </w:rPr>
         <w:t>actor</w:t>
       </w:r>
@@ -110,6 +120,8 @@
       <w:r>
         <w:rPr>
           <w:rFonts w:ascii="Times New Roman" w:hAnsi="Times New Roman" w:cs="Times New Roman"/>
+          <w:sz w:val="28"/>
+          <w:szCs w:val="28"/>
         </w:rPr>
         <w:t>: Khán giả, Nhân viên rạp, Quản lý rạp.</w:t>
       </w:r>
@@ -123,11 +135,15 @@
         </w:numPr>
         <w:rPr>
           <w:rFonts w:ascii="Times New Roman" w:hAnsi="Times New Roman" w:cs="Times New Roman"/>
-        </w:rPr>
-      </w:pPr>
-      <w:r>
-        <w:rPr>
-          <w:rFonts w:ascii="Times New Roman" w:hAnsi="Times New Roman" w:cs="Times New Roman"/>
+          <w:sz w:val="28"/>
+          <w:szCs w:val="28"/>
+        </w:rPr>
+      </w:pPr>
+      <w:r>
+        <w:rPr>
+          <w:rFonts w:ascii="Times New Roman" w:hAnsi="Times New Roman" w:cs="Times New Roman"/>
+          <w:sz w:val="28"/>
+          <w:szCs w:val="28"/>
         </w:rPr>
         <w:t>Với actor Khán giả:</w:t>
       </w:r>
@@ -141,17 +157,23 @@
         </w:numPr>
         <w:rPr>
           <w:rFonts w:ascii="Times New Roman" w:hAnsi="Times New Roman" w:cs="Times New Roman"/>
-        </w:rPr>
-      </w:pPr>
-      <w:r>
-        <w:rPr>
-          <w:rFonts w:ascii="Times New Roman" w:hAnsi="Times New Roman" w:cs="Times New Roman"/>
+          <w:sz w:val="28"/>
+          <w:szCs w:val="28"/>
+        </w:rPr>
+      </w:pPr>
+      <w:r>
+        <w:rPr>
+          <w:rFonts w:ascii="Times New Roman" w:hAnsi="Times New Roman" w:cs="Times New Roman"/>
+          <w:sz w:val="28"/>
+          <w:szCs w:val="28"/>
         </w:rPr>
         <w:t>User case vãng lai là: tìm kiếm suất chiếu, xem chi tiết</w:t>
       </w:r>
       <w:r>
         <w:rPr>
           <w:rFonts w:ascii="Times New Roman" w:hAnsi="Times New Roman" w:cs="Times New Roman"/>
+          <w:sz w:val="28"/>
+          <w:szCs w:val="28"/>
         </w:rPr>
         <w:t xml:space="preserve">, </w:t>
       </w:r>
@@ -165,23 +187,31 @@
         </w:numPr>
         <w:rPr>
           <w:rFonts w:ascii="Times New Roman" w:hAnsi="Times New Roman" w:cs="Times New Roman"/>
-        </w:rPr>
-      </w:pPr>
-      <w:r>
-        <w:rPr>
-          <w:rFonts w:ascii="Times New Roman" w:hAnsi="Times New Roman" w:cs="Times New Roman"/>
+          <w:sz w:val="28"/>
+          <w:szCs w:val="28"/>
+        </w:rPr>
+      </w:pPr>
+      <w:r>
+        <w:rPr>
+          <w:rFonts w:ascii="Times New Roman" w:hAnsi="Times New Roman" w:cs="Times New Roman"/>
+          <w:sz w:val="28"/>
+          <w:szCs w:val="28"/>
         </w:rPr>
         <w:t xml:space="preserve">User case bắt buộc đăng nhập: </w:t>
       </w:r>
       <w:r>
         <w:rPr>
           <w:rFonts w:ascii="Times New Roman" w:hAnsi="Times New Roman" w:cs="Times New Roman"/>
+          <w:sz w:val="28"/>
+          <w:szCs w:val="28"/>
         </w:rPr>
         <w:t xml:space="preserve">chọn ghế và </w:t>
       </w:r>
       <w:r>
         <w:rPr>
           <w:rFonts w:ascii="Times New Roman" w:hAnsi="Times New Roman" w:cs="Times New Roman"/>
+          <w:sz w:val="28"/>
+          <w:szCs w:val="28"/>
         </w:rPr>
         <w:t>đặt vé</w:t>
       </w:r>
@@ -195,11 +225,15 @@
         </w:numPr>
         <w:rPr>
           <w:rFonts w:ascii="Times New Roman" w:hAnsi="Times New Roman" w:cs="Times New Roman"/>
-        </w:rPr>
-      </w:pPr>
-      <w:r>
-        <w:rPr>
-          <w:rFonts w:ascii="Times New Roman" w:hAnsi="Times New Roman" w:cs="Times New Roman"/>
+          <w:sz w:val="28"/>
+          <w:szCs w:val="28"/>
+        </w:rPr>
+      </w:pPr>
+      <w:r>
+        <w:rPr>
+          <w:rFonts w:ascii="Times New Roman" w:hAnsi="Times New Roman" w:cs="Times New Roman"/>
+          <w:sz w:val="28"/>
+          <w:szCs w:val="28"/>
         </w:rPr>
         <w:t>Yêu cầu chức năng:</w:t>
       </w:r>
@@ -213,17 +247,23 @@
         </w:numPr>
         <w:rPr>
           <w:rFonts w:ascii="Times New Roman" w:hAnsi="Times New Roman" w:cs="Times New Roman"/>
-        </w:rPr>
-      </w:pPr>
-      <w:r>
-        <w:rPr>
-          <w:rFonts w:ascii="Times New Roman" w:hAnsi="Times New Roman" w:cs="Times New Roman"/>
+          <w:sz w:val="28"/>
+          <w:szCs w:val="28"/>
+        </w:rPr>
+      </w:pPr>
+      <w:r>
+        <w:rPr>
+          <w:rFonts w:ascii="Times New Roman" w:hAnsi="Times New Roman" w:cs="Times New Roman"/>
+          <w:sz w:val="28"/>
+          <w:szCs w:val="28"/>
         </w:rPr>
         <w:t>T</w:t>
       </w:r>
       <w:r>
         <w:rPr>
           <w:rFonts w:ascii="Times New Roman" w:hAnsi="Times New Roman" w:cs="Times New Roman"/>
+          <w:sz w:val="28"/>
+          <w:szCs w:val="28"/>
         </w:rPr>
         <w:t>ìm kiếm suất chiếu</w:t>
       </w:r>
@@ -237,11 +277,15 @@
         </w:numPr>
         <w:rPr>
           <w:rFonts w:ascii="Times New Roman" w:hAnsi="Times New Roman" w:cs="Times New Roman"/>
-        </w:rPr>
-      </w:pPr>
-      <w:r>
-        <w:rPr>
-          <w:rFonts w:ascii="Times New Roman" w:hAnsi="Times New Roman" w:cs="Times New Roman"/>
+          <w:sz w:val="28"/>
+          <w:szCs w:val="28"/>
+        </w:rPr>
+      </w:pPr>
+      <w:r>
+        <w:rPr>
+          <w:rFonts w:ascii="Times New Roman" w:hAnsi="Times New Roman" w:cs="Times New Roman"/>
+          <w:sz w:val="28"/>
+          <w:szCs w:val="28"/>
         </w:rPr>
         <w:t>Đặt vé xem phim</w:t>
       </w:r>
@@ -255,11 +299,15 @@
         </w:numPr>
         <w:rPr>
           <w:rFonts w:ascii="Times New Roman" w:hAnsi="Times New Roman" w:cs="Times New Roman"/>
-        </w:rPr>
-      </w:pPr>
-      <w:r>
-        <w:rPr>
-          <w:rFonts w:ascii="Times New Roman" w:hAnsi="Times New Roman" w:cs="Times New Roman"/>
+          <w:sz w:val="28"/>
+          <w:szCs w:val="28"/>
+        </w:rPr>
+      </w:pPr>
+      <w:r>
+        <w:rPr>
+          <w:rFonts w:ascii="Times New Roman" w:hAnsi="Times New Roman" w:cs="Times New Roman"/>
+          <w:sz w:val="28"/>
+          <w:szCs w:val="28"/>
         </w:rPr>
         <w:t>Thêm lịch chiếu mới</w:t>
       </w:r>
@@ -273,11 +321,15 @@
         </w:numPr>
         <w:rPr>
           <w:rFonts w:ascii="Times New Roman" w:hAnsi="Times New Roman" w:cs="Times New Roman"/>
-        </w:rPr>
-      </w:pPr>
-      <w:r>
-        <w:rPr>
-          <w:rFonts w:ascii="Times New Roman" w:hAnsi="Times New Roman" w:cs="Times New Roman"/>
+          <w:sz w:val="28"/>
+          <w:szCs w:val="28"/>
+        </w:rPr>
+      </w:pPr>
+      <w:r>
+        <w:rPr>
+          <w:rFonts w:ascii="Times New Roman" w:hAnsi="Times New Roman" w:cs="Times New Roman"/>
+          <w:sz w:val="28"/>
+          <w:szCs w:val="28"/>
         </w:rPr>
         <w:t>Cập nhật trạng thái ghế</w:t>
       </w:r>
@@ -291,11 +343,15 @@
         </w:numPr>
         <w:rPr>
           <w:rFonts w:ascii="Times New Roman" w:hAnsi="Times New Roman" w:cs="Times New Roman"/>
-        </w:rPr>
-      </w:pPr>
-      <w:r>
-        <w:rPr>
-          <w:rFonts w:ascii="Times New Roman" w:hAnsi="Times New Roman" w:cs="Times New Roman"/>
+          <w:sz w:val="28"/>
+          <w:szCs w:val="28"/>
+        </w:rPr>
+      </w:pPr>
+      <w:r>
+        <w:rPr>
+          <w:rFonts w:ascii="Times New Roman" w:hAnsi="Times New Roman" w:cs="Times New Roman"/>
+          <w:sz w:val="28"/>
+          <w:szCs w:val="28"/>
         </w:rPr>
         <w:t>Xem báo cáo doanh thu theo tháng</w:t>
       </w:r>
@@ -309,11 +365,15 @@
         </w:numPr>
         <w:rPr>
           <w:rFonts w:ascii="Times New Roman" w:hAnsi="Times New Roman" w:cs="Times New Roman"/>
-        </w:rPr>
-      </w:pPr>
-      <w:r>
-        <w:rPr>
-          <w:rFonts w:ascii="Times New Roman" w:hAnsi="Times New Roman" w:cs="Times New Roman"/>
+          <w:sz w:val="28"/>
+          <w:szCs w:val="28"/>
+        </w:rPr>
+      </w:pPr>
+      <w:r>
+        <w:rPr>
+          <w:rFonts w:ascii="Times New Roman" w:hAnsi="Times New Roman" w:cs="Times New Roman"/>
+          <w:sz w:val="28"/>
+          <w:szCs w:val="28"/>
         </w:rPr>
         <w:t>Yêu cầu phi chức năng:</w:t>
       </w:r>
@@ -327,11 +387,15 @@
         </w:numPr>
         <w:rPr>
           <w:rFonts w:ascii="Times New Roman" w:hAnsi="Times New Roman" w:cs="Times New Roman"/>
-        </w:rPr>
-      </w:pPr>
-      <w:r>
-        <w:rPr>
-          <w:rFonts w:ascii="Times New Roman" w:hAnsi="Times New Roman" w:cs="Times New Roman"/>
+          <w:sz w:val="28"/>
+          <w:szCs w:val="28"/>
+        </w:rPr>
+      </w:pPr>
+      <w:r>
+        <w:rPr>
+          <w:rFonts w:ascii="Times New Roman" w:hAnsi="Times New Roman" w:cs="Times New Roman"/>
+          <w:sz w:val="28"/>
+          <w:szCs w:val="28"/>
         </w:rPr>
         <w:t xml:space="preserve">Hệ thống phản hồi nhanh </w:t>
       </w:r>
@@ -345,11 +409,15 @@
         </w:numPr>
         <w:rPr>
           <w:rFonts w:ascii="Times New Roman" w:hAnsi="Times New Roman" w:cs="Times New Roman"/>
-        </w:rPr>
-      </w:pPr>
-      <w:r>
-        <w:rPr>
-          <w:rFonts w:ascii="Times New Roman" w:hAnsi="Times New Roman" w:cs="Times New Roman"/>
+          <w:sz w:val="28"/>
+          <w:szCs w:val="28"/>
+        </w:rPr>
+      </w:pPr>
+      <w:r>
+        <w:rPr>
+          <w:rFonts w:ascii="Times New Roman" w:hAnsi="Times New Roman" w:cs="Times New Roman"/>
+          <w:sz w:val="28"/>
+          <w:szCs w:val="28"/>
         </w:rPr>
         <w:t>Hệ thống không được để khách hàng chọn vào ghế đã đặt</w:t>
       </w:r>
@@ -363,11 +431,15 @@
         </w:numPr>
         <w:rPr>
           <w:rFonts w:ascii="Times New Roman" w:hAnsi="Times New Roman" w:cs="Times New Roman"/>
-        </w:rPr>
-      </w:pPr>
-      <w:r>
-        <w:rPr>
-          <w:rFonts w:ascii="Times New Roman" w:hAnsi="Times New Roman" w:cs="Times New Roman"/>
+          <w:sz w:val="28"/>
+          <w:szCs w:val="28"/>
+        </w:rPr>
+      </w:pPr>
+      <w:r>
+        <w:rPr>
+          <w:rFonts w:ascii="Times New Roman" w:hAnsi="Times New Roman" w:cs="Times New Roman"/>
+          <w:sz w:val="28"/>
+          <w:szCs w:val="28"/>
         </w:rPr>
         <w:t>Vẽ user case diagram tổng quát</w:t>
       </w:r>
@@ -377,12 +449,16 @@
         <w:pStyle w:val="ListParagraph"/>
         <w:rPr>
           <w:rFonts w:ascii="Times New Roman" w:hAnsi="Times New Roman" w:cs="Times New Roman"/>
+          <w:sz w:val="28"/>
+          <w:szCs w:val="28"/>
         </w:rPr>
       </w:pPr>
       <w:r>
         <w:rPr>
           <w:rFonts w:ascii="Times New Roman" w:hAnsi="Times New Roman" w:cs="Times New Roman"/>
           <w:noProof/>
+          <w:sz w:val="28"/>
+          <w:szCs w:val="28"/>
         </w:rPr>
         <w:lastRenderedPageBreak/>
         <w:drawing>
@@ -437,11 +513,15 @@
         </w:numPr>
         <w:rPr>
           <w:rFonts w:ascii="Times New Roman" w:hAnsi="Times New Roman" w:cs="Times New Roman"/>
-        </w:rPr>
-      </w:pPr>
-      <w:r>
-        <w:rPr>
-          <w:rFonts w:ascii="Times New Roman" w:hAnsi="Times New Roman" w:cs="Times New Roman"/>
+          <w:sz w:val="28"/>
+          <w:szCs w:val="28"/>
+        </w:rPr>
+      </w:pPr>
+      <w:r>
+        <w:rPr>
+          <w:rFonts w:ascii="Times New Roman" w:hAnsi="Times New Roman" w:cs="Times New Roman"/>
+          <w:sz w:val="28"/>
+          <w:szCs w:val="28"/>
         </w:rPr>
         <w:t>Đặc tả Main Flow</w:t>
       </w:r>
@@ -455,11 +535,15 @@
         </w:numPr>
         <w:rPr>
           <w:rFonts w:ascii="Times New Roman" w:hAnsi="Times New Roman" w:cs="Times New Roman"/>
-        </w:rPr>
-      </w:pPr>
-      <w:r>
-        <w:rPr>
-          <w:rFonts w:ascii="Times New Roman" w:hAnsi="Times New Roman" w:cs="Times New Roman"/>
+          <w:sz w:val="28"/>
+          <w:szCs w:val="28"/>
+        </w:rPr>
+      </w:pPr>
+      <w:r>
+        <w:rPr>
+          <w:rFonts w:ascii="Times New Roman" w:hAnsi="Times New Roman" w:cs="Times New Roman"/>
+          <w:sz w:val="28"/>
+          <w:szCs w:val="28"/>
         </w:rPr>
         <w:t>Khán giả đăng kí và đăng nhập tài khoản.</w:t>
       </w:r>
@@ -473,11 +557,15 @@
         </w:numPr>
         <w:rPr>
           <w:rFonts w:ascii="Times New Roman" w:hAnsi="Times New Roman" w:cs="Times New Roman"/>
-        </w:rPr>
-      </w:pPr>
-      <w:r>
-        <w:rPr>
-          <w:rFonts w:ascii="Times New Roman" w:hAnsi="Times New Roman" w:cs="Times New Roman"/>
+          <w:sz w:val="28"/>
+          <w:szCs w:val="28"/>
+        </w:rPr>
+      </w:pPr>
+      <w:r>
+        <w:rPr>
+          <w:rFonts w:ascii="Times New Roman" w:hAnsi="Times New Roman" w:cs="Times New Roman"/>
+          <w:sz w:val="28"/>
+          <w:szCs w:val="28"/>
         </w:rPr>
         <w:t>Khán giả chọn phim</w:t>
       </w:r>
@@ -491,11 +579,15 @@
         </w:numPr>
         <w:rPr>
           <w:rFonts w:ascii="Times New Roman" w:hAnsi="Times New Roman" w:cs="Times New Roman"/>
-        </w:rPr>
-      </w:pPr>
-      <w:r>
-        <w:rPr>
-          <w:rFonts w:ascii="Times New Roman" w:hAnsi="Times New Roman" w:cs="Times New Roman"/>
+          <w:sz w:val="28"/>
+          <w:szCs w:val="28"/>
+        </w:rPr>
+      </w:pPr>
+      <w:r>
+        <w:rPr>
+          <w:rFonts w:ascii="Times New Roman" w:hAnsi="Times New Roman" w:cs="Times New Roman"/>
+          <w:sz w:val="28"/>
+          <w:szCs w:val="28"/>
         </w:rPr>
         <w:t xml:space="preserve">Khán giả lựa chọn khung </w:t>
       </w:r>
@@ -503,6 +595,8 @@
       <w:r>
         <w:rPr>
           <w:rFonts w:ascii="Times New Roman" w:hAnsi="Times New Roman" w:cs="Times New Roman"/>
+          <w:sz w:val="28"/>
+          <w:szCs w:val="28"/>
         </w:rPr>
         <w:t>giờ ,</w:t>
       </w:r>
@@ -510,6 +604,8 @@
       <w:r>
         <w:rPr>
           <w:rFonts w:ascii="Times New Roman" w:hAnsi="Times New Roman" w:cs="Times New Roman"/>
+          <w:sz w:val="28"/>
+          <w:szCs w:val="28"/>
         </w:rPr>
         <w:t xml:space="preserve"> chỗ ngồi</w:t>
       </w:r>
@@ -523,11 +619,15 @@
         </w:numPr>
         <w:rPr>
           <w:rFonts w:ascii="Times New Roman" w:hAnsi="Times New Roman" w:cs="Times New Roman"/>
-        </w:rPr>
-      </w:pPr>
-      <w:r>
-        <w:rPr>
-          <w:rFonts w:ascii="Times New Roman" w:hAnsi="Times New Roman" w:cs="Times New Roman"/>
+          <w:sz w:val="28"/>
+          <w:szCs w:val="28"/>
+        </w:rPr>
+      </w:pPr>
+      <w:r>
+        <w:rPr>
+          <w:rFonts w:ascii="Times New Roman" w:hAnsi="Times New Roman" w:cs="Times New Roman"/>
+          <w:sz w:val="28"/>
+          <w:szCs w:val="28"/>
         </w:rPr>
         <w:t>Khán giả nhấn vào nút đặt vé.</w:t>
       </w:r>
@@ -541,17 +641,23 @@
         </w:numPr>
         <w:rPr>
           <w:rFonts w:ascii="Times New Roman" w:hAnsi="Times New Roman" w:cs="Times New Roman"/>
-        </w:rPr>
-      </w:pPr>
-      <w:r>
-        <w:rPr>
-          <w:rFonts w:ascii="Times New Roman" w:hAnsi="Times New Roman" w:cs="Times New Roman"/>
+          <w:sz w:val="28"/>
+          <w:szCs w:val="28"/>
+        </w:rPr>
+      </w:pPr>
+      <w:r>
+        <w:rPr>
+          <w:rFonts w:ascii="Times New Roman" w:hAnsi="Times New Roman" w:cs="Times New Roman"/>
+          <w:sz w:val="28"/>
+          <w:szCs w:val="28"/>
         </w:rPr>
         <w:t xml:space="preserve">Hệ thống kiểm tra xem phim </w:t>
       </w:r>
       <w:r>
         <w:rPr>
           <w:rFonts w:ascii="Times New Roman" w:hAnsi="Times New Roman" w:cs="Times New Roman"/>
+          <w:sz w:val="28"/>
+          <w:szCs w:val="28"/>
         </w:rPr>
         <w:t>trạng thái của ghế.</w:t>
       </w:r>
@@ -565,17 +671,23 @@
         </w:numPr>
         <w:rPr>
           <w:rFonts w:ascii="Times New Roman" w:hAnsi="Times New Roman" w:cs="Times New Roman"/>
-        </w:rPr>
-      </w:pPr>
-      <w:r>
-        <w:rPr>
-          <w:rFonts w:ascii="Times New Roman" w:hAnsi="Times New Roman" w:cs="Times New Roman"/>
+          <w:sz w:val="28"/>
+          <w:szCs w:val="28"/>
+        </w:rPr>
+      </w:pPr>
+      <w:r>
+        <w:rPr>
+          <w:rFonts w:ascii="Times New Roman" w:hAnsi="Times New Roman" w:cs="Times New Roman"/>
+          <w:sz w:val="28"/>
+          <w:szCs w:val="28"/>
         </w:rPr>
         <w:t>Nếu còn thì chuyển hướng đến bước thanh toán và</w:t>
       </w:r>
       <w:r>
         <w:rPr>
           <w:rFonts w:ascii="Times New Roman" w:hAnsi="Times New Roman" w:cs="Times New Roman"/>
+          <w:sz w:val="28"/>
+          <w:szCs w:val="28"/>
         </w:rPr>
         <w:t xml:space="preserve"> xác nhận đã đặt vé</w:t>
       </w:r>
@@ -589,12 +701,17 @@
         </w:numPr>
         <w:rPr>
           <w:rFonts w:ascii="Times New Roman" w:hAnsi="Times New Roman" w:cs="Times New Roman"/>
-        </w:rPr>
-      </w:pPr>
-      <w:r>
-        <w:rPr>
-          <w:rFonts w:ascii="Times New Roman" w:hAnsi="Times New Roman" w:cs="Times New Roman"/>
-        </w:rPr>
+          <w:sz w:val="28"/>
+          <w:szCs w:val="28"/>
+        </w:rPr>
+      </w:pPr>
+      <w:r>
+        <w:rPr>
+          <w:rFonts w:ascii="Times New Roman" w:hAnsi="Times New Roman" w:cs="Times New Roman"/>
+          <w:sz w:val="28"/>
+          <w:szCs w:val="28"/>
+        </w:rPr>
+        <w:lastRenderedPageBreak/>
         <w:t>Đặc tả Alternative flow</w:t>
       </w:r>
     </w:p>
@@ -603,30 +720,39 @@
         <w:pStyle w:val="ListParagraph"/>
         <w:rPr>
           <w:rFonts w:ascii="Times New Roman" w:hAnsi="Times New Roman" w:cs="Times New Roman"/>
-        </w:rPr>
-      </w:pPr>
-      <w:r>
-        <w:rPr>
-          <w:rFonts w:ascii="Times New Roman" w:hAnsi="Times New Roman" w:cs="Times New Roman"/>
-        </w:rPr>
-        <w:lastRenderedPageBreak/>
+          <w:sz w:val="28"/>
+          <w:szCs w:val="28"/>
+        </w:rPr>
+      </w:pPr>
+      <w:r>
+        <w:rPr>
+          <w:rFonts w:ascii="Times New Roman" w:hAnsi="Times New Roman" w:cs="Times New Roman"/>
+          <w:sz w:val="28"/>
+          <w:szCs w:val="28"/>
+        </w:rPr>
         <w:t xml:space="preserve">A1: Ghế khách chọn đã bị đặt (tách từ bước </w:t>
       </w:r>
       <w:r>
         <w:rPr>
           <w:rFonts w:ascii="Times New Roman" w:hAnsi="Times New Roman" w:cs="Times New Roman"/>
+          <w:sz w:val="28"/>
+          <w:szCs w:val="28"/>
         </w:rPr>
         <w:t>3</w:t>
       </w:r>
       <w:r>
         <w:rPr>
           <w:rFonts w:ascii="Times New Roman" w:hAnsi="Times New Roman" w:cs="Times New Roman"/>
+          <w:sz w:val="28"/>
+          <w:szCs w:val="28"/>
         </w:rPr>
         <w:t xml:space="preserve"> của main flow</w:t>
       </w:r>
       <w:r>
         <w:rPr>
           <w:rFonts w:ascii="Times New Roman" w:hAnsi="Times New Roman" w:cs="Times New Roman"/>
+          <w:sz w:val="28"/>
+          <w:szCs w:val="28"/>
         </w:rPr>
         <w:t>)</w:t>
       </w:r>
@@ -640,29 +766,39 @@
         </w:numPr>
         <w:rPr>
           <w:rFonts w:ascii="Times New Roman" w:hAnsi="Times New Roman" w:cs="Times New Roman"/>
-        </w:rPr>
-      </w:pPr>
-      <w:r>
-        <w:rPr>
-          <w:rFonts w:ascii="Times New Roman" w:hAnsi="Times New Roman" w:cs="Times New Roman"/>
+          <w:sz w:val="28"/>
+          <w:szCs w:val="28"/>
+        </w:rPr>
+      </w:pPr>
+      <w:r>
+        <w:rPr>
+          <w:rFonts w:ascii="Times New Roman" w:hAnsi="Times New Roman" w:cs="Times New Roman"/>
+          <w:sz w:val="28"/>
+          <w:szCs w:val="28"/>
         </w:rPr>
         <w:t xml:space="preserve">Nếu ghế đã được đặt thì </w:t>
       </w:r>
       <w:r>
         <w:rPr>
           <w:rFonts w:ascii="Times New Roman" w:hAnsi="Times New Roman" w:cs="Times New Roman"/>
+          <w:sz w:val="28"/>
+          <w:szCs w:val="28"/>
         </w:rPr>
         <w:t>rollba</w:t>
       </w:r>
       <w:r>
         <w:rPr>
           <w:rFonts w:ascii="Times New Roman" w:hAnsi="Times New Roman" w:cs="Times New Roman"/>
+          <w:sz w:val="28"/>
+          <w:szCs w:val="28"/>
         </w:rPr>
         <w:t xml:space="preserve">ck </w:t>
       </w:r>
       <w:r>
         <w:rPr>
           <w:rFonts w:ascii="Times New Roman" w:hAnsi="Times New Roman" w:cs="Times New Roman"/>
+          <w:sz w:val="28"/>
+          <w:szCs w:val="28"/>
         </w:rPr>
         <w:t>và đưa ra thông báo “Ghế này đã được đặt. Vui lòng chọn ghế khác”.</w:t>
       </w:r>
@@ -676,17 +812,23 @@
         </w:numPr>
         <w:rPr>
           <w:rFonts w:ascii="Times New Roman" w:hAnsi="Times New Roman" w:cs="Times New Roman"/>
-        </w:rPr>
-      </w:pPr>
-      <w:r>
-        <w:rPr>
-          <w:rFonts w:ascii="Times New Roman" w:hAnsi="Times New Roman" w:cs="Times New Roman"/>
+          <w:sz w:val="28"/>
+          <w:szCs w:val="28"/>
+        </w:rPr>
+      </w:pPr>
+      <w:r>
+        <w:rPr>
+          <w:rFonts w:ascii="Times New Roman" w:hAnsi="Times New Roman" w:cs="Times New Roman"/>
+          <w:sz w:val="28"/>
+          <w:szCs w:val="28"/>
         </w:rPr>
         <w:t>Điều hướng về trang chọn</w:t>
       </w:r>
       <w:r>
         <w:rPr>
           <w:rFonts w:ascii="Times New Roman" w:hAnsi="Times New Roman" w:cs="Times New Roman"/>
+          <w:sz w:val="28"/>
+          <w:szCs w:val="28"/>
         </w:rPr>
         <w:t xml:space="preserve"> ghế.</w:t>
       </w:r>
@@ -700,11 +842,15 @@
         </w:numPr>
         <w:rPr>
           <w:rFonts w:ascii="Times New Roman" w:hAnsi="Times New Roman" w:cs="Times New Roman"/>
-        </w:rPr>
-      </w:pPr>
-      <w:r>
-        <w:rPr>
-          <w:rFonts w:ascii="Times New Roman" w:hAnsi="Times New Roman" w:cs="Times New Roman"/>
+          <w:sz w:val="28"/>
+          <w:szCs w:val="28"/>
+        </w:rPr>
+      </w:pPr>
+      <w:r>
+        <w:rPr>
+          <w:rFonts w:ascii="Times New Roman" w:hAnsi="Times New Roman" w:cs="Times New Roman"/>
+          <w:sz w:val="28"/>
+          <w:szCs w:val="28"/>
         </w:rPr>
         <w:t>Xác định class, thuộc tính, phương thức</w:t>
       </w:r>
@@ -712,19 +858,29 @@
     <w:p>
       <w:pPr>
         <w:pStyle w:val="ListParagraph"/>
-        <w:rPr>
-          <w:rFonts w:ascii="Times New Roman" w:hAnsi="Times New Roman" w:cs="Times New Roman"/>
-        </w:rPr>
-      </w:pPr>
-      <w:r>
-        <w:rPr>
-          <w:rFonts w:ascii="Times New Roman" w:hAnsi="Times New Roman" w:cs="Times New Roman"/>
+        <w:numPr>
+          <w:ilvl w:val="0"/>
+          <w:numId w:val="9"/>
+        </w:numPr>
+        <w:rPr>
+          <w:rFonts w:ascii="Times New Roman" w:hAnsi="Times New Roman" w:cs="Times New Roman"/>
+          <w:sz w:val="28"/>
+          <w:szCs w:val="28"/>
+        </w:rPr>
+      </w:pPr>
+      <w:r>
+        <w:rPr>
+          <w:rFonts w:ascii="Times New Roman" w:hAnsi="Times New Roman" w:cs="Times New Roman"/>
+          <w:sz w:val="28"/>
+          <w:szCs w:val="28"/>
         </w:rPr>
         <w:t>Class Khán giả: tên, tuổi</w:t>
       </w:r>
       <w:r>
         <w:rPr>
           <w:rFonts w:ascii="Times New Roman" w:hAnsi="Times New Roman" w:cs="Times New Roman"/>
+          <w:sz w:val="28"/>
+          <w:szCs w:val="28"/>
         </w:rPr>
         <w:t xml:space="preserve">, số điện thoại. Phương thức: </w:t>
       </w:r>
@@ -732,6 +888,8 @@
       <w:r>
         <w:rPr>
           <w:rFonts w:ascii="Times New Roman" w:hAnsi="Times New Roman" w:cs="Times New Roman"/>
+          <w:sz w:val="28"/>
+          <w:szCs w:val="28"/>
         </w:rPr>
         <w:t>xemThongTinCaNhan(</w:t>
       </w:r>
@@ -739,6 +897,8 @@
       <w:r>
         <w:rPr>
           <w:rFonts w:ascii="Times New Roman" w:hAnsi="Times New Roman" w:cs="Times New Roman"/>
+          <w:sz w:val="28"/>
+          <w:szCs w:val="28"/>
         </w:rPr>
         <w:t>)</w:t>
       </w:r>
@@ -746,145 +906,247 @@
     <w:p>
       <w:pPr>
         <w:pStyle w:val="ListParagraph"/>
-        <w:rPr>
-          <w:rFonts w:ascii="Times New Roman" w:hAnsi="Times New Roman" w:cs="Times New Roman"/>
-        </w:rPr>
-      </w:pPr>
-      <w:r>
-        <w:rPr>
-          <w:rFonts w:ascii="Times New Roman" w:hAnsi="Times New Roman" w:cs="Times New Roman"/>
+        <w:numPr>
+          <w:ilvl w:val="0"/>
+          <w:numId w:val="9"/>
+        </w:numPr>
+        <w:rPr>
+          <w:rFonts w:ascii="Times New Roman" w:hAnsi="Times New Roman" w:cs="Times New Roman"/>
+          <w:sz w:val="28"/>
+          <w:szCs w:val="28"/>
+        </w:rPr>
+      </w:pPr>
+      <w:r>
+        <w:rPr>
+          <w:rFonts w:ascii="Times New Roman" w:hAnsi="Times New Roman" w:cs="Times New Roman"/>
+          <w:sz w:val="28"/>
+          <w:szCs w:val="28"/>
         </w:rPr>
         <w:t xml:space="preserve">Class </w:t>
       </w:r>
       <w:r>
         <w:rPr>
           <w:rFonts w:ascii="Times New Roman" w:hAnsi="Times New Roman" w:cs="Times New Roman"/>
+          <w:sz w:val="28"/>
+          <w:szCs w:val="28"/>
         </w:rPr>
         <w:t>Đơn đặt vé:</w:t>
       </w:r>
       <w:r>
         <w:rPr>
           <w:rFonts w:ascii="Times New Roman" w:hAnsi="Times New Roman" w:cs="Times New Roman"/>
+          <w:sz w:val="28"/>
+          <w:szCs w:val="28"/>
         </w:rPr>
         <w:t xml:space="preserve"> </w:t>
       </w:r>
       <w:r>
         <w:rPr>
           <w:rFonts w:ascii="Times New Roman" w:hAnsi="Times New Roman" w:cs="Times New Roman"/>
+          <w:sz w:val="28"/>
+          <w:szCs w:val="28"/>
         </w:rPr>
         <w:t>mã vé,</w:t>
       </w:r>
       <w:r>
         <w:rPr>
           <w:rFonts w:ascii="Times New Roman" w:hAnsi="Times New Roman" w:cs="Times New Roman"/>
+          <w:sz w:val="28"/>
+          <w:szCs w:val="28"/>
         </w:rPr>
         <w:t xml:space="preserve"> tên phim</w:t>
       </w:r>
       <w:r>
         <w:rPr>
           <w:rFonts w:ascii="Times New Roman" w:hAnsi="Times New Roman" w:cs="Times New Roman"/>
+          <w:sz w:val="28"/>
+          <w:szCs w:val="28"/>
         </w:rPr>
         <w:t>.</w:t>
       </w:r>
       <w:r>
         <w:rPr>
           <w:rFonts w:ascii="Times New Roman" w:hAnsi="Times New Roman" w:cs="Times New Roman"/>
+          <w:sz w:val="28"/>
+          <w:szCs w:val="28"/>
         </w:rPr>
         <w:t xml:space="preserve"> </w:t>
       </w:r>
       <w:r>
         <w:rPr>
           <w:rFonts w:ascii="Times New Roman" w:hAnsi="Times New Roman" w:cs="Times New Roman"/>
+          <w:sz w:val="28"/>
+          <w:szCs w:val="28"/>
         </w:rPr>
         <w:t xml:space="preserve">Phương thức: </w:t>
       </w:r>
       <w:r>
         <w:rPr>
           <w:rFonts w:ascii="Times New Roman" w:hAnsi="Times New Roman" w:cs="Times New Roman"/>
+          <w:sz w:val="28"/>
+          <w:szCs w:val="28"/>
         </w:rPr>
         <w:t xml:space="preserve"> </w:t>
       </w:r>
-      <w:r>
-        <w:rPr>
-          <w:rFonts w:ascii="Times New Roman" w:hAnsi="Times New Roman" w:cs="Times New Roman"/>
+      <w:proofErr w:type="gramStart"/>
+      <w:r>
+        <w:rPr>
+          <w:rFonts w:ascii="Times New Roman" w:hAnsi="Times New Roman" w:cs="Times New Roman"/>
+          <w:sz w:val="28"/>
+          <w:szCs w:val="28"/>
         </w:rPr>
         <w:t>x</w:t>
       </w:r>
       <w:r>
         <w:rPr>
           <w:rFonts w:ascii="Times New Roman" w:hAnsi="Times New Roman" w:cs="Times New Roman"/>
+          <w:sz w:val="28"/>
+          <w:szCs w:val="28"/>
         </w:rPr>
         <w:t>emChiTiet</w:t>
       </w:r>
       <w:r>
         <w:rPr>
           <w:rFonts w:ascii="Times New Roman" w:hAnsi="Times New Roman" w:cs="Times New Roman"/>
+          <w:sz w:val="28"/>
+          <w:szCs w:val="28"/>
         </w:rPr>
         <w:t>DonDatVe</w:t>
       </w:r>
       <w:r>
         <w:rPr>
           <w:rFonts w:ascii="Times New Roman" w:hAnsi="Times New Roman" w:cs="Times New Roman"/>
+          <w:sz w:val="28"/>
+          <w:szCs w:val="28"/>
         </w:rPr>
         <w:t>(</w:t>
       </w:r>
+      <w:proofErr w:type="gramEnd"/>
+      <w:r>
+        <w:rPr>
+          <w:rFonts w:ascii="Times New Roman" w:hAnsi="Times New Roman" w:cs="Times New Roman"/>
+          <w:sz w:val="28"/>
+          <w:szCs w:val="28"/>
+        </w:rPr>
+        <w:t>)</w:t>
+      </w:r>
+    </w:p>
+    <w:p>
+      <w:pPr>
+        <w:pStyle w:val="ListParagraph"/>
+        <w:numPr>
+          <w:ilvl w:val="0"/>
+          <w:numId w:val="9"/>
+        </w:numPr>
+        <w:rPr>
+          <w:rFonts w:ascii="Times New Roman" w:hAnsi="Times New Roman" w:cs="Times New Roman"/>
+          <w:sz w:val="28"/>
+          <w:szCs w:val="28"/>
+        </w:rPr>
+      </w:pPr>
+      <w:r>
+        <w:rPr>
+          <w:rFonts w:ascii="Times New Roman" w:hAnsi="Times New Roman" w:cs="Times New Roman"/>
+          <w:sz w:val="28"/>
+          <w:szCs w:val="28"/>
+        </w:rPr>
+        <w:t>Class Suất chiếu:</w:t>
+      </w:r>
+      <w:r>
+        <w:rPr>
+          <w:rFonts w:ascii="Times New Roman" w:hAnsi="Times New Roman" w:cs="Times New Roman"/>
+          <w:sz w:val="28"/>
+          <w:szCs w:val="28"/>
+        </w:rPr>
+        <w:t xml:space="preserve"> mã suất chiếu, giờ chiếu, mã ghế. Phương thức:</w:t>
+      </w:r>
+      <w:r>
+        <w:rPr>
+          <w:rFonts w:ascii="Times New Roman" w:hAnsi="Times New Roman" w:cs="Times New Roman"/>
+          <w:sz w:val="28"/>
+          <w:szCs w:val="28"/>
+        </w:rPr>
+        <w:t xml:space="preserve"> </w:t>
+      </w:r>
       <w:proofErr w:type="gramStart"/>
       <w:r>
         <w:rPr>
           <w:rFonts w:ascii="Times New Roman" w:hAnsi="Times New Roman" w:cs="Times New Roman"/>
+          <w:sz w:val="28"/>
+          <w:szCs w:val="28"/>
+        </w:rPr>
+        <w:t>huySuatChieu(</w:t>
+      </w:r>
+      <w:proofErr w:type="gramEnd"/>
+      <w:r>
+        <w:rPr>
+          <w:rFonts w:ascii="Times New Roman" w:hAnsi="Times New Roman" w:cs="Times New Roman"/>
+          <w:sz w:val="28"/>
+          <w:szCs w:val="28"/>
         </w:rPr>
         <w:t>)</w:t>
       </w:r>
-      <w:r>
-        <w:rPr>
-          <w:rFonts w:ascii="Times New Roman" w:hAnsi="Times New Roman" w:cs="Times New Roman"/>
-        </w:rPr>
-        <w:t>,datVe</w:t>
+    </w:p>
+    <w:p>
+      <w:pPr>
+        <w:pStyle w:val="ListParagraph"/>
+        <w:numPr>
+          <w:ilvl w:val="0"/>
+          <w:numId w:val="9"/>
+        </w:numPr>
+        <w:rPr>
+          <w:rFonts w:ascii="Times New Roman" w:hAnsi="Times New Roman" w:cs="Times New Roman"/>
+          <w:sz w:val="28"/>
+          <w:szCs w:val="28"/>
+        </w:rPr>
+      </w:pPr>
+      <w:r>
+        <w:rPr>
+          <w:rFonts w:ascii="Times New Roman" w:hAnsi="Times New Roman" w:cs="Times New Roman"/>
+          <w:sz w:val="28"/>
+          <w:szCs w:val="28"/>
+        </w:rPr>
+        <w:t>Class Phim: Mã phim,</w:t>
+      </w:r>
+      <w:r>
+        <w:rPr>
+          <w:rFonts w:ascii="Times New Roman" w:hAnsi="Times New Roman" w:cs="Times New Roman"/>
+          <w:sz w:val="28"/>
+          <w:szCs w:val="28"/>
+        </w:rPr>
+        <w:t xml:space="preserve"> </w:t>
+      </w:r>
+      <w:r>
+        <w:rPr>
+          <w:rFonts w:ascii="Times New Roman" w:hAnsi="Times New Roman" w:cs="Times New Roman"/>
+          <w:sz w:val="28"/>
+          <w:szCs w:val="28"/>
+        </w:rPr>
+        <w:t>tên phim, thời lượng. Phương thức:</w:t>
+      </w:r>
+      <w:r>
+        <w:rPr>
+          <w:rFonts w:ascii="Times New Roman" w:hAnsi="Times New Roman" w:cs="Times New Roman"/>
+          <w:sz w:val="28"/>
+          <w:szCs w:val="28"/>
+        </w:rPr>
+        <w:t xml:space="preserve"> </w:t>
+      </w:r>
+      <w:proofErr w:type="gramStart"/>
+      <w:r>
+        <w:rPr>
+          <w:rFonts w:ascii="Times New Roman" w:hAnsi="Times New Roman" w:cs="Times New Roman"/>
+          <w:sz w:val="28"/>
+          <w:szCs w:val="28"/>
+        </w:rPr>
+        <w:t>xemThongTinPhim(</w:t>
       </w:r>
       <w:proofErr w:type="gramEnd"/>
       <w:r>
         <w:rPr>
           <w:rFonts w:ascii="Times New Roman" w:hAnsi="Times New Roman" w:cs="Times New Roman"/>
-        </w:rPr>
-        <w:t>()</w:t>
-      </w:r>
-    </w:p>
-    <w:p>
-      <w:pPr>
-        <w:pStyle w:val="ListParagraph"/>
-        <w:rPr>
-          <w:rFonts w:ascii="Times New Roman" w:hAnsi="Times New Roman" w:cs="Times New Roman"/>
-        </w:rPr>
-      </w:pPr>
-      <w:r>
-        <w:rPr>
-          <w:rFonts w:ascii="Times New Roman" w:hAnsi="Times New Roman" w:cs="Times New Roman"/>
-        </w:rPr>
-        <w:t>Class Suất chiếu:</w:t>
-      </w:r>
-      <w:r>
-        <w:rPr>
-          <w:rFonts w:ascii="Times New Roman" w:hAnsi="Times New Roman" w:cs="Times New Roman"/>
-        </w:rPr>
-        <w:t xml:space="preserve"> mã suất chiếu, giờ chiếu, mã ghế. Phương thức:</w:t>
-      </w:r>
-      <w:r>
-        <w:rPr>
-          <w:rFonts w:ascii="Times New Roman" w:hAnsi="Times New Roman" w:cs="Times New Roman"/>
-        </w:rPr>
-        <w:t xml:space="preserve"> </w:t>
-      </w:r>
-      <w:proofErr w:type="gramStart"/>
-      <w:r>
-        <w:rPr>
-          <w:rFonts w:ascii="Times New Roman" w:hAnsi="Times New Roman" w:cs="Times New Roman"/>
-        </w:rPr>
-        <w:t>huySuatChieu(</w:t>
-      </w:r>
-      <w:proofErr w:type="gramEnd"/>
-      <w:r>
-        <w:rPr>
-          <w:rFonts w:ascii="Times New Roman" w:hAnsi="Times New Roman" w:cs="Times New Roman"/>
+          <w:sz w:val="28"/>
+          <w:szCs w:val="28"/>
         </w:rPr>
         <w:t>)</w:t>
       </w:r>
@@ -892,35 +1154,18 @@
     <w:p>
       <w:pPr>
         <w:pStyle w:val="ListParagraph"/>
-      </w:pPr>
-      <w:r>
-        <w:t>Class Phim: Mã phim,</w:t>
-      </w:r>
-      <w:r>
-        <w:t xml:space="preserve"> </w:t>
-      </w:r>
-      <w:r>
-        <w:t>tên phim, thời lượng. Phương thức:</w:t>
-      </w:r>
-      <w:r>
-        <w:t xml:space="preserve"> </w:t>
-      </w:r>
-      <w:proofErr w:type="gramStart"/>
-      <w:r>
-        <w:t>xemThongTinPhim(</w:t>
-      </w:r>
-      <w:proofErr w:type="gramEnd"/>
-      <w:r>
-        <w:t>)</w:t>
-      </w:r>
-    </w:p>
-    <w:p>
-      <w:pPr>
-        <w:pStyle w:val="ListParagraph"/>
-      </w:pPr>
-      <w:r>
-        <w:rPr>
+        <w:rPr>
+          <w:rFonts w:ascii="Times New Roman" w:hAnsi="Times New Roman" w:cs="Times New Roman"/>
+          <w:sz w:val="28"/>
+          <w:szCs w:val="28"/>
+        </w:rPr>
+      </w:pPr>
+      <w:r>
+        <w:rPr>
+          <w:rFonts w:ascii="Times New Roman" w:hAnsi="Times New Roman" w:cs="Times New Roman"/>
           <w:noProof/>
+          <w:sz w:val="28"/>
+          <w:szCs w:val="28"/>
         </w:rPr>
         <w:drawing>
           <wp:inline distT="0" distB="0" distL="0" distR="0" wp14:anchorId="42208BFF" wp14:editId="53A2999F">
@@ -972,8 +1217,18 @@
           <w:ilvl w:val="0"/>
           <w:numId w:val="1"/>
         </w:numPr>
-      </w:pPr>
-      <w:r>
+        <w:rPr>
+          <w:rFonts w:ascii="Times New Roman" w:hAnsi="Times New Roman" w:cs="Times New Roman"/>
+          <w:sz w:val="28"/>
+          <w:szCs w:val="28"/>
+        </w:rPr>
+      </w:pPr>
+      <w:r>
+        <w:rPr>
+          <w:rFonts w:ascii="Times New Roman" w:hAnsi="Times New Roman" w:cs="Times New Roman"/>
+          <w:sz w:val="28"/>
+          <w:szCs w:val="28"/>
+        </w:rPr>
         <w:t>Thiết lập quan hệ</w:t>
       </w:r>
     </w:p>
@@ -984,8 +1239,18 @@
           <w:ilvl w:val="0"/>
           <w:numId w:val="2"/>
         </w:numPr>
-      </w:pPr>
-      <w:r>
+        <w:rPr>
+          <w:rFonts w:ascii="Times New Roman" w:hAnsi="Times New Roman" w:cs="Times New Roman"/>
+          <w:sz w:val="28"/>
+          <w:szCs w:val="28"/>
+        </w:rPr>
+      </w:pPr>
+      <w:r>
+        <w:rPr>
+          <w:rFonts w:ascii="Times New Roman" w:hAnsi="Times New Roman" w:cs="Times New Roman"/>
+          <w:sz w:val="28"/>
+          <w:szCs w:val="28"/>
+        </w:rPr>
         <w:t>Multiplicity giữa class KhanGia và class DonDatVe là 1…0*</w:t>
       </w:r>
     </w:p>
@@ -996,24 +1261,62 @@
           <w:ilvl w:val="0"/>
           <w:numId w:val="2"/>
         </w:numPr>
-      </w:pPr>
-      <w:r>
+        <w:rPr>
+          <w:rFonts w:ascii="Times New Roman" w:hAnsi="Times New Roman" w:cs="Times New Roman"/>
+          <w:sz w:val="28"/>
+          <w:szCs w:val="28"/>
+        </w:rPr>
+      </w:pPr>
+      <w:r>
+        <w:rPr>
+          <w:rFonts w:ascii="Times New Roman" w:hAnsi="Times New Roman" w:cs="Times New Roman"/>
+          <w:sz w:val="28"/>
+          <w:szCs w:val="28"/>
+        </w:rPr>
         <w:t xml:space="preserve">Multiplicity giữa class </w:t>
       </w:r>
       <w:r>
+        <w:rPr>
+          <w:rFonts w:ascii="Times New Roman" w:hAnsi="Times New Roman" w:cs="Times New Roman"/>
+          <w:sz w:val="28"/>
+          <w:szCs w:val="28"/>
+        </w:rPr>
         <w:t xml:space="preserve">DonDatVe </w:t>
       </w:r>
       <w:r>
+        <w:rPr>
+          <w:rFonts w:ascii="Times New Roman" w:hAnsi="Times New Roman" w:cs="Times New Roman"/>
+          <w:sz w:val="28"/>
+          <w:szCs w:val="28"/>
+        </w:rPr>
         <w:t xml:space="preserve">và class </w:t>
       </w:r>
       <w:r>
+        <w:rPr>
+          <w:rFonts w:ascii="Times New Roman" w:hAnsi="Times New Roman" w:cs="Times New Roman"/>
+          <w:sz w:val="28"/>
+          <w:szCs w:val="28"/>
+        </w:rPr>
         <w:t>SuatChieu</w:t>
       </w:r>
       <w:r>
+        <w:rPr>
+          <w:rFonts w:ascii="Times New Roman" w:hAnsi="Times New Roman" w:cs="Times New Roman"/>
+          <w:sz w:val="28"/>
+          <w:szCs w:val="28"/>
+        </w:rPr>
         <w:t>là 1…*</w:t>
       </w:r>
     </w:p>
-    <w:p/>
+    <w:p>
+      <w:pPr>
+        <w:rPr>
+          <w:rFonts w:ascii="Times New Roman" w:hAnsi="Times New Roman" w:cs="Times New Roman"/>
+          <w:sz w:val="28"/>
+          <w:szCs w:val="28"/>
+        </w:rPr>
+      </w:pPr>
+    </w:p>
     <w:sectPr>
       <w:pgSz w:w="12240" w:h="15840"/>
       <w:pgMar w:top="1440" w:right="1440" w:bottom="1440" w:left="1440" w:header="720" w:footer="720" w:gutter="0"/>
@@ -1027,6 +1330,119 @@
 <file path=word/numbering.xml><?xml version="1.0" encoding="utf-8"?>
 <w:numbering xmlns:wpc="http://schemas.microsoft.com/office/word/2010/wordprocessingCanvas" xmlns:cx="http://schemas.microsoft.com/office/drawing/2014/chartex" xmlns:cx1="http://schemas.microsoft.com/office/drawing/2015/9/8/chartex" xmlns:cx2="http://schemas.microsoft.com/office/drawing/2015/10/21/chartex" xmlns:cx3="http://schemas.microsoft.com/office/drawing/2016/5/9/chartex" xmlns:cx4="http://schemas.microsoft.com/office/drawing/2016/5/10/chartex" xmlns:cx5="http://schemas.microsoft.com/office/drawing/2016/5/11/chartex" xmlns:cx6="http://schemas.microsoft.com/office/drawing/2016/5/12/chartex" xmlns:cx7="http://schemas.microsoft.com/office/drawing/2016/5/13/chartex" xmlns:cx8="http://schemas.microsoft.com/office/drawing/2016/5/14/chartex" xmlns:mc="http://schemas.openxmlformats.org/markup-compatibility/2006" xmlns:aink="http://schemas.microsoft.com/office/drawing/2016/ink" xmlns:am3d="http://schemas.microsoft.com/office/drawing/2017/model3d" xmlns:o="urn:schemas-microsoft-com:office:office" xmlns:oel="http://schemas.microsoft.com/office/2019/extlst" xmlns:r="http://schemas.openxmlformats.org/officeDocument/2006/relationships" xmlns:m="http://schemas.openxmlformats.org/officeDocument/2006/math" xmlns:v="urn:schemas-microsoft-com:vml" xmlns:wp14="http://schemas.microsoft.com/office/word/2010/wordprocessingDrawing" xmlns:wp="http://schemas.openxmlformats.org/drawingml/2006/wordprocessingDrawing" xmlns:w10="urn:schemas-microsoft-com:office:word" xmlns:w="http://schemas.openxmlformats.org/wordprocessingml/2006/main" xmlns:w14="http://schemas.microsoft.com/office/word/2010/wordml" xmlns:w15="http://schemas.microsoft.com/office/word/2012/wordml" xmlns:w16cex="http://schemas.microsoft.com/office/word/2018/wordml/cex" xmlns:w16cid="http://schemas.microsoft.com/office/word/2016/wordml/cid" xmlns:w16="http://schemas.microsoft.com/office/word/2018/wordml" xmlns:w16du="http://schemas.microsoft.com/office/word/2023/wordml/word16du" xmlns:w16sdtdh="http://schemas.microsoft.com/office/word/2020/wordml/sdtdatahash" xmlns:w16sdtfl="http://schemas.microsoft.com/office/word/2024/wordml/sdtformatlock" xmlns:w16se="http://schemas.microsoft.com/office/word/2015/wordml/symex" xmlns:wpg="http://schemas.microsoft.com/office/word/2010/wordprocessingGroup" xmlns:wpi="http://schemas.microsoft.com/office/word/2010/wordprocessingInk" xmlns:wne="http://schemas.microsoft.com/office/word/2006/wordml" xmlns:wps="http://schemas.microsoft.com/office/word/2010/wordprocessingShape" mc:Ignorable="w14 w15 w16se w16cid w16 w16cex w16sdtdh w16sdtfl w16du wp14">
   <w:abstractNum w:abstractNumId="0" w15:restartNumberingAfterBreak="0">
+    <w:nsid w:val="01584033"/>
+    <w:multiLevelType w:val="hybridMultilevel"/>
+    <w:tmpl w:val="61C05DFA"/>
+    <w:lvl w:ilvl="0" w:tplc="04090001">
+      <w:start w:val="1"/>
+      <w:numFmt w:val="bullet"/>
+      <w:lvlText w:val=""/>
+      <w:lvlJc w:val="left"/>
+      <w:pPr>
+        <w:ind w:left="1440" w:hanging="360"/>
+      </w:pPr>
+      <w:rPr>
+        <w:rFonts w:ascii="Symbol" w:hAnsi="Symbol" w:hint="default"/>
+      </w:rPr>
+    </w:lvl>
+    <w:lvl w:ilvl="1" w:tplc="04090003" w:tentative="1">
+      <w:start w:val="1"/>
+      <w:numFmt w:val="bullet"/>
+      <w:lvlText w:val="o"/>
+      <w:lvlJc w:val="left"/>
+      <w:pPr>
+        <w:ind w:left="2160" w:hanging="360"/>
+      </w:pPr>
+      <w:rPr>
+        <w:rFonts w:ascii="Courier New" w:hAnsi="Courier New" w:cs="Courier New" w:hint="default"/>
+      </w:rPr>
+    </w:lvl>
+    <w:lvl w:ilvl="2" w:tplc="04090005" w:tentative="1">
+      <w:start w:val="1"/>
+      <w:numFmt w:val="bullet"/>
+      <w:lvlText w:val=""/>
+      <w:lvlJc w:val="left"/>
+      <w:pPr>
+        <w:ind w:left="2880" w:hanging="360"/>
+      </w:pPr>
+      <w:rPr>
+        <w:rFonts w:ascii="Wingdings" w:hAnsi="Wingdings" w:hint="default"/>
+      </w:rPr>
+    </w:lvl>
+    <w:lvl w:ilvl="3" w:tplc="04090001" w:tentative="1">
+      <w:start w:val="1"/>
+      <w:numFmt w:val="bullet"/>
+      <w:lvlText w:val=""/>
+      <w:lvlJc w:val="left"/>
+      <w:pPr>
+        <w:ind w:left="3600" w:hanging="360"/>
+      </w:pPr>
+      <w:rPr>
+        <w:rFonts w:ascii="Symbol" w:hAnsi="Symbol" w:hint="default"/>
+      </w:rPr>
+    </w:lvl>
+    <w:lvl w:ilvl="4" w:tplc="04090003" w:tentative="1">
+      <w:start w:val="1"/>
+      <w:numFmt w:val="bullet"/>
+      <w:lvlText w:val="o"/>
+      <w:lvlJc w:val="left"/>
+      <w:pPr>
+        <w:ind w:left="4320" w:hanging="360"/>
+      </w:pPr>
+      <w:rPr>
+        <w:rFonts w:ascii="Courier New" w:hAnsi="Courier New" w:cs="Courier New" w:hint="default"/>
+      </w:rPr>
+    </w:lvl>
+    <w:lvl w:ilvl="5" w:tplc="04090005" w:tentative="1">
+      <w:start w:val="1"/>
+      <w:numFmt w:val="bullet"/>
+      <w:lvlText w:val=""/>
+      <w:lvlJc w:val="left"/>
+      <w:pPr>
+        <w:ind w:left="5040" w:hanging="360"/>
+      </w:pPr>
+      <w:rPr>
+        <w:rFonts w:ascii="Wingdings" w:hAnsi="Wingdings" w:hint="default"/>
+      </w:rPr>
+    </w:lvl>
+    <w:lvl w:ilvl="6" w:tplc="04090001" w:tentative="1">
+      <w:start w:val="1"/>
+      <w:numFmt w:val="bullet"/>
+      <w:lvlText w:val=""/>
+      <w:lvlJc w:val="left"/>
+      <w:pPr>
+        <w:ind w:left="5760" w:hanging="360"/>
+      </w:pPr>
+      <w:rPr>
+        <w:rFonts w:ascii="Symbol" w:hAnsi="Symbol" w:hint="default"/>
+      </w:rPr>
+    </w:lvl>
+    <w:lvl w:ilvl="7" w:tplc="04090003" w:tentative="1">
+      <w:start w:val="1"/>
+      <w:numFmt w:val="bullet"/>
+      <w:lvlText w:val="o"/>
+      <w:lvlJc w:val="left"/>
+      <w:pPr>
+        <w:ind w:left="6480" w:hanging="360"/>
+      </w:pPr>
+      <w:rPr>
+        <w:rFonts w:ascii="Courier New" w:hAnsi="Courier New" w:cs="Courier New" w:hint="default"/>
+      </w:rPr>
+    </w:lvl>
+    <w:lvl w:ilvl="8" w:tplc="04090005" w:tentative="1">
+      <w:start w:val="1"/>
+      <w:numFmt w:val="bullet"/>
+      <w:lvlText w:val=""/>
+      <w:lvlJc w:val="left"/>
+      <w:pPr>
+        <w:ind w:left="7200" w:hanging="360"/>
+      </w:pPr>
+      <w:rPr>
+        <w:rFonts w:ascii="Wingdings" w:hAnsi="Wingdings" w:hint="default"/>
+      </w:rPr>
+    </w:lvl>
+  </w:abstractNum>
+  <w:abstractNum w:abstractNumId="1" w15:restartNumberingAfterBreak="0">
     <w:nsid w:val="06326AF4"/>
     <w:multiLevelType w:val="hybridMultilevel"/>
     <w:tmpl w:val="DEA87E66"/>
@@ -1139,7 +1555,7 @@
       </w:rPr>
     </w:lvl>
   </w:abstractNum>
-  <w:abstractNum w:abstractNumId="1" w15:restartNumberingAfterBreak="0">
+  <w:abstractNum w:abstractNumId="2" w15:restartNumberingAfterBreak="0">
     <w:nsid w:val="0F0308EA"/>
     <w:multiLevelType w:val="hybridMultilevel"/>
     <w:tmpl w:val="2B441A78"/>
@@ -1228,7 +1644,7 @@
       </w:pPr>
     </w:lvl>
   </w:abstractNum>
-  <w:abstractNum w:abstractNumId="2" w15:restartNumberingAfterBreak="0">
+  <w:abstractNum w:abstractNumId="3" w15:restartNumberingAfterBreak="0">
     <w:nsid w:val="15D11D51"/>
     <w:multiLevelType w:val="hybridMultilevel"/>
     <w:tmpl w:val="13088DFE"/>
@@ -1341,7 +1757,7 @@
       </w:rPr>
     </w:lvl>
   </w:abstractNum>
-  <w:abstractNum w:abstractNumId="3" w15:restartNumberingAfterBreak="0">
+  <w:abstractNum w:abstractNumId="4" w15:restartNumberingAfterBreak="0">
     <w:nsid w:val="33004F8D"/>
     <w:multiLevelType w:val="hybridMultilevel"/>
     <w:tmpl w:val="46049524"/>
@@ -1454,7 +1870,7 @@
       </w:rPr>
     </w:lvl>
   </w:abstractNum>
-  <w:abstractNum w:abstractNumId="4" w15:restartNumberingAfterBreak="0">
+  <w:abstractNum w:abstractNumId="5" w15:restartNumberingAfterBreak="0">
     <w:nsid w:val="361C0F25"/>
     <w:multiLevelType w:val="hybridMultilevel"/>
     <w:tmpl w:val="C4463424"/>
@@ -1543,7 +1959,7 @@
       </w:pPr>
     </w:lvl>
   </w:abstractNum>
-  <w:abstractNum w:abstractNumId="5" w15:restartNumberingAfterBreak="0">
+  <w:abstractNum w:abstractNumId="6" w15:restartNumberingAfterBreak="0">
     <w:nsid w:val="377F45BD"/>
     <w:multiLevelType w:val="hybridMultilevel"/>
     <w:tmpl w:val="91E812E4"/>
@@ -1632,7 +2048,7 @@
       </w:pPr>
     </w:lvl>
   </w:abstractNum>
-  <w:abstractNum w:abstractNumId="6" w15:restartNumberingAfterBreak="0">
+  <w:abstractNum w:abstractNumId="7" w15:restartNumberingAfterBreak="0">
     <w:nsid w:val="4C4667CE"/>
     <w:multiLevelType w:val="hybridMultilevel"/>
     <w:tmpl w:val="0EECF74A"/>
@@ -1721,7 +2137,7 @@
       </w:pPr>
     </w:lvl>
   </w:abstractNum>
-  <w:abstractNum w:abstractNumId="7" w15:restartNumberingAfterBreak="0">
+  <w:abstractNum w:abstractNumId="8" w15:restartNumberingAfterBreak="0">
     <w:nsid w:val="7DFF738B"/>
     <w:multiLevelType w:val="hybridMultilevel"/>
     <w:tmpl w:val="F52AE748"/>
@@ -1835,28 +2251,31 @@
     </w:lvl>
   </w:abstractNum>
   <w:num w:numId="1" w16cid:durableId="1472862886">
+    <w:abstractNumId w:val="7"/>
+  </w:num>
+  <w:num w:numId="2" w16cid:durableId="1071585855">
+    <w:abstractNumId w:val="3"/>
+  </w:num>
+  <w:num w:numId="3" w16cid:durableId="236288738">
+    <w:abstractNumId w:val="1"/>
+  </w:num>
+  <w:num w:numId="4" w16cid:durableId="1830828225">
+    <w:abstractNumId w:val="8"/>
+  </w:num>
+  <w:num w:numId="5" w16cid:durableId="230504465">
+    <w:abstractNumId w:val="4"/>
+  </w:num>
+  <w:num w:numId="6" w16cid:durableId="3289456">
+    <w:abstractNumId w:val="5"/>
+  </w:num>
+  <w:num w:numId="7" w16cid:durableId="2007858110">
     <w:abstractNumId w:val="6"/>
   </w:num>
-  <w:num w:numId="2" w16cid:durableId="1071585855">
+  <w:num w:numId="8" w16cid:durableId="1180195061">
     <w:abstractNumId w:val="2"/>
   </w:num>
-  <w:num w:numId="3" w16cid:durableId="236288738">
+  <w:num w:numId="9" w16cid:durableId="1428305482">
     <w:abstractNumId w:val="0"/>
-  </w:num>
-  <w:num w:numId="4" w16cid:durableId="1830828225">
-    <w:abstractNumId w:val="7"/>
-  </w:num>
-  <w:num w:numId="5" w16cid:durableId="230504465">
-    <w:abstractNumId w:val="3"/>
-  </w:num>
-  <w:num w:numId="6" w16cid:durableId="3289456">
-    <w:abstractNumId w:val="4"/>
-  </w:num>
-  <w:num w:numId="7" w16cid:durableId="2007858110">
-    <w:abstractNumId w:val="5"/>
-  </w:num>
-  <w:num w:numId="8" w16cid:durableId="1180195061">
-    <w:abstractNumId w:val="1"/>
   </w:num>
 </w:numbering>
 </file>
